--- a/cp2025-source-1-rpm-pai-alquran-hadis-kelas-vii.docx
+++ b/cp2025-source-1-rpm-pai-alquran-hadis-kelas-vii.docx
@@ -46,7 +46,7 @@
           <w:color w:val="caedfb"/>
           <w:rtl w:val="0"/>
         </w:rPr>
-        <w:t xml:space="preserve">RPM  Pendidikan Agama Islam dan Budi Pekerti  •  Elemen Al-Qur’an Hadis</w:t>
+        <w:t>RPM  Pendidikan Agama Islam dan Budi Pekerti  •  Elemen Al-Qur’an hadits</w:t>
       </w:r>
       <w:r>
         <w:rPr>
@@ -338,7 +338,7 @@
                 <w:rFonts w:ascii="Arial" w:cs="Arial" w:eastAsia="Arial" w:hAnsi="Arial"/>
                 <w:rtl w:val="0"/>
               </w:rPr>
-              <w:t xml:space="preserve">Al-Qur’an Hadis</w:t>
+              <w:t>Al-Qur’an hadits</w:t>
             </w:r>
           </w:p>
         </w:tc>
@@ -1341,7 +1341,7 @@
                 <w:szCs w:val="20"/>
                 <w:rtl w:val="0"/>
               </w:rPr>
-              <w:t xml:space="preserve">Elemen Al-Qur’an Hadis menekankan keterampilan (membaca tartil sesuai tajwid), pengetahuan konseptual (hukum bacaan Alif Lam Qamariyah dan Syamsiyah), serta penguatan karakter (nilai keimanan) secara terintegrasi.</w:t>
+              <w:t>Elemen Al-Qur’an hadits menekankan keterampilan (membaca tartil sesuai tajwid), pengetahuan konseptual (hukum bacaan Alif Lam Qamariyah dan Syamsiyah), serta penguatan karakter (nilai keimanan) secara terintegrasi.</w:t>
             </w:r>
             <w:r>
               <w:rPr>
@@ -1491,7 +1491,7 @@
                 <w:szCs w:val="20"/>
                 <w:rtl w:val="0"/>
               </w:rPr>
-              <w:t xml:space="preserve">Bacaan tartil Q.S. al-Baqarah/1:285, hukum bacaan Alif Lam Qamariyah dan Alif Lam Syamsiyah, kandungan makna ayat beserta hadis terkait keimanan, dan nilai-nilai keimanan sebagai pedoman hidup.</w:t>
+              <w:t>Bacaan tartil Q.S. al-Baqarah/1:285, hukum bacaan Alif Lam Qamariyah dan Alif Lam Syamsiyah, kandungan makna ayat beserta hadits terkait keimanan, dan nilai-nilai keimanan sebagai pedoman hidup.</w:t>
             </w:r>
             <w:r>
               <w:rPr>
@@ -3016,7 +3016,7 @@
           <w:rFonts w:ascii="Arial" w:cs="Arial" w:eastAsia="Arial" w:hAnsi="Arial"/>
           <w:rtl w:val="0"/>
         </w:rPr>
-        <w:t xml:space="preserve">Melalui kegiatan tahsin (bimbingan bacaan), diskusi, dan telaah makna, Murid mampu membaca, memahami, dan menghayati kandungan Q.S. al-Baqarah/1:285 beserta hadis terkait sesuai kaidah ilmu tajwid, sehingga mampu menggeneralisasi nilai-nilai keimanan sebagai pedoman hidup sehari-hari.</w:t>
+        <w:t>Melalui kegiatan tahsin (bimbingan bacaan), diskusi, dan telaah makna, Murid mampu membaca, memahami, dan menghayati kandungan Q.S. al-Baqarah/1:285 beserta hadits terkait sesuai kaidah ilmu tajwid, sehingga mampu menggeneralisasi nilai-nilai keimanan sebagai pedoman hidup sehari-hari.</w:t>
       </w:r>
     </w:p>
     <w:tbl>
@@ -3476,7 +3476,7 @@
                 <w:szCs w:val="19"/>
                 <w:rtl w:val="0"/>
               </w:rPr>
-              <w:t xml:space="preserve">Menganalisis makna yang terkandung dalam Q.S. al-Baqarah/1:285 beserta hadis terkait perilaku seorang Muslim.</w:t>
+              <w:t>Menganalisis makna yang terkandung dalam Q.S. al-Baqarah/1:285 beserta hadits terkait perilaku seorang Muslim.</w:t>
             </w:r>
             <w:r>
               <w:rPr>
@@ -3662,7 +3662,7 @@
           <w:rFonts w:ascii="Arial" w:cs="Arial" w:eastAsia="Arial" w:hAnsi="Arial"/>
           <w:rtl w:val="0"/>
         </w:rPr>
-        <w:t xml:space="preserve">Model pembelajaran kontekstual dipadukan dengan metode tahsin/talaqqi (demonstrasi – latihan terbimbing), problem based learning untuk menganalisis makna ayat dan hadis, serta diskusi kelompok kecil untuk merumuskan nilai-nilai keimanan.</w:t>
+        <w:t>Model pembelajaran kontekstual dipadukan dengan metode tahsin/talaqqi (demonstrasi – latihan terbimbing), problem based learning untuk menganalisis makna ayat dan hadits, serta diskusi kelompok kecil untuk merumuskan nilai-nilai keimanan.</w:t>
       </w:r>
     </w:p>
     <w:p>
@@ -5947,7 +5947,7 @@
           <w:szCs w:val="20"/>
           <w:rtl w:val="0"/>
         </w:rPr>
-        <w:t xml:space="preserve">IKTP: </w:t>
+        <w:t>IKTP: Menganalisis makna yang terkandung dalam Q.S. al-Baqarah/1:285 beserta hadits terkait perilaku seorang Muslim.</w:t>
       </w:r>
       <w:r>
         <w:rPr>
@@ -5958,7 +5958,6 @@
           <w:szCs w:val="20"/>
           <w:rtl w:val="0"/>
         </w:rPr>
-        <w:t xml:space="preserve">Menganalisis makna yang terkandung dalam Q.S. al-Baqarah/1:285 beserta hadis terkait perilaku seorang Muslim.</w:t>
       </w:r>
       <w:r>
         <w:rPr>
@@ -6354,7 +6353,7 @@
                 <w:szCs w:val="20"/>
                 <w:rtl w:val="0"/>
               </w:rPr>
-              <w:t xml:space="preserve">Guru menyajikan terjemah Q.S. al-Baqarah/1:285 beserta hadis terkait keimanan.</w:t>
+              <w:t>Guru menyajikan terjemah Q.S. al-Baqarah/1:285 beserta hadits terkait keimanan.</w:t>
             </w:r>
             <w:r>
               <w:rPr>
@@ -6523,7 +6522,7 @@
                 <w:szCs w:val="20"/>
                 <w:rtl w:val="0"/>
               </w:rPr>
-              <w:t xml:space="preserve">Murid berkelompok mengerjakan LK 3: menganalisis keterkaitan makna ayat dan hadis dengan perilaku seorang Muslim melalui studi kasus sederhana, dituangkan dalam peta konsep.</w:t>
+              <w:t>Murid berkelompok mengerjakan LK 3: menganalisis keterkaitan makna ayat dan hadits dengan perilaku seorang Muslim melalui studi kasus sederhana, dituangkan dalam peta konsep.</w:t>
             </w:r>
             <w:r>
               <w:rPr>
@@ -7303,7 +7302,7 @@
                 <w:szCs w:val="20"/>
                 <w:rtl w:val="0"/>
               </w:rPr>
-              <w:t xml:space="preserve">Diskusi kelas merumuskan nilai-nilai keimanan yang terkandung dalam Q.S. al-Baqarah/1:285 dan hadis terkait.</w:t>
+              <w:t>Diskusi kelas merumuskan nilai-nilai keimanan yang terkandung dalam Q.S. al-Baqarah/1:285 dan hadits terkait.</w:t>
             </w:r>
             <w:r>
               <w:rPr>
@@ -8679,7 +8678,7 @@
                 <w:szCs w:val="20"/>
                 <w:rtl w:val="0"/>
               </w:rPr>
-              <w:t xml:space="preserve">Digunakan pada asesmen sumatif akhir untuk mengukur pemahaman konsep tajwid dan makna ayat/hadis.</w:t>
+              <w:t>Digunakan pada asesmen sumatif akhir untuk mengukur pemahaman konsep tajwid dan makna ayat/hadits.</w:t>
             </w:r>
             <w:r>
               <w:rPr>
@@ -13199,7 +13198,7 @@
                 <w:color w:val="caedfb"/>
                 <w:rtl w:val="0"/>
               </w:rPr>
-              <w:t xml:space="preserve">Analisis Makna Ayat dan Hadis</w:t>
+              <w:t>Analisis Makna Ayat dan hadits</w:t>
             </w:r>
             <w:r>
               <w:rPr>
@@ -13225,7 +13224,7 @@
                 <w:szCs w:val="18"/>
                 <w:rtl w:val="0"/>
               </w:rPr>
-              <w:t xml:space="preserve">Pertemuan 3  •  IKTP: 3 – Menganalisis makna Q.S. al-Baqarah/1:285 beserta hadis terkait perilaku seorang Muslim</w:t>
+              <w:t>Pertemuan 3  •  IKTP: 3 – Menganalisis makna Q.S. al-Baqarah/1:285 beserta hadits terkait perilaku seorang Muslim</w:t>
             </w:r>
             <w:r>
               <w:rPr>
@@ -13306,7 +13305,7 @@
           <w:rFonts w:ascii="Arial" w:cs="Arial" w:eastAsia="Arial" w:hAnsi="Arial"/>
           <w:rtl w:val="0"/>
         </w:rPr>
-        <w:t xml:space="preserve">Bacalah terjemah Q.S. al-Baqarah/1:285 beserta hadis terkait keimanan yang disampaikan guru, lalu diskusikan bersama kelompokmu untuk menjawab pertanyaan berikut.</w:t>
+        <w:t>Bacalah terjemah Q.S. al-Baqarah/1:285 beserta hadits terkait keimanan yang disampaikan guru, lalu diskusikan bersama kelompokmu untuk menjawab pertanyaan berikut.</w:t>
       </w:r>
     </w:p>
     <w:p>
@@ -14878,7 +14877,7 @@
                 <w:szCs w:val="19"/>
                 <w:rtl w:val="0"/>
               </w:rPr>
-              <w:t xml:space="preserve">Menganalisis makna yang terkandung pada Q.S. al-Baqarah/1:285 beserta hadis terkait dengan perilaku seorang Muslim.</w:t>
+              <w:t>Menganalisis makna yang terkandung pada Q.S. al-Baqarah/1:285 beserta hadits terkait dengan perilaku seorang Muslim.</w:t>
             </w:r>
             <w:r>
               <w:rPr>
@@ -17947,17 +17946,6 @@
               </w:rPr>
             </w:r>
           </w:p>
-          <w:p>
-            <w:pPr>
-              <w:rPr/>
-            </w:pPr>
-            <w:r>
-              <w:rPr>
-                <w:rtl w:val="0"/>
-              </w:rPr>
-              <w:t xml:space="preserve">Mengetahui,</w:t>
-            </w:r>
-          </w:p>
         </w:tc>
         <w:tc>
           <w:tcPr>
@@ -18014,114 +18002,6 @@
                 <w:rtl w:val="0"/>
               </w:rPr>
               <w:t xml:space="preserve">Guru PAI dan Budi Pekerti,</w:t>
-            </w:r>
-          </w:p>
-        </w:tc>
-      </w:tr>
-      <w:tr>
-        <w:trPr>
-          <w:cantSplit w:val="0"/>
-          <w:trHeight w:val="315" w:hRule="atLeast"/>
-          <w:tblHeader w:val="0"/>
-        </w:trPr>
-        <w:tc>
-          <w:tcPr>
-            <w:shd w:fill="auto" w:val="clear"/>
-            <w:vAlign w:val="bottom"/>
-          </w:tcPr>
-          <w:p>
-            <w:pPr>
-              <w:rPr/>
-            </w:pPr>
-            <w:r>
-              <w:rPr>
-                <w:rtl w:val="0"/>
-              </w:rPr>
-            </w:r>
-          </w:p>
-          <w:p>
-            <w:pPr>
-              <w:rPr/>
-            </w:pPr>
-            <w:r>
-              <w:rPr>
-                <w:rtl w:val="0"/>
-              </w:rPr>
-            </w:r>
-          </w:p>
-          <w:p>
-            <w:pPr>
-              <w:rPr/>
-            </w:pPr>
-            <w:r>
-              <w:rPr>
-                <w:rtl w:val="0"/>
-              </w:rPr>
-            </w:r>
-          </w:p>
-          <w:p>
-            <w:pPr>
-              <w:rPr/>
-            </w:pPr>
-            <w:r>
-              <w:rPr>
-                <w:rtl w:val="0"/>
-              </w:rPr>
-            </w:r>
-          </w:p>
-        </w:tc>
-        <w:tc>
-          <w:tcPr>
-            <w:shd w:fill="auto" w:val="clear"/>
-            <w:vAlign w:val="bottom"/>
-          </w:tcPr>
-          <w:p>
-            <w:pPr>
-              <w:rPr/>
-            </w:pPr>
-            <w:r>
-              <w:rPr>
-                <w:rtl w:val="0"/>
-              </w:rPr>
-            </w:r>
-          </w:p>
-        </w:tc>
-      </w:tr>
-      <w:tr>
-        <w:trPr>
-          <w:cantSplit w:val="0"/>
-          <w:trHeight w:val="315" w:hRule="atLeast"/>
-          <w:tblHeader w:val="0"/>
-        </w:trPr>
-        <w:tc>
-          <w:tcPr>
-            <w:shd w:fill="auto" w:val="clear"/>
-            <w:vAlign w:val="bottom"/>
-          </w:tcPr>
-          <w:p>
-            <w:pPr>
-              <w:rPr/>
-            </w:pPr>
-            <w:r>
-              <w:rPr>
-                <w:rtl w:val="0"/>
-              </w:rPr>
-            </w:r>
-          </w:p>
-        </w:tc>
-        <w:tc>
-          <w:tcPr>
-            <w:shd w:fill="auto" w:val="clear"/>
-            <w:vAlign w:val="bottom"/>
-          </w:tcPr>
-          <w:p>
-            <w:pPr>
-              <w:rPr/>
-            </w:pPr>
-            <w:r>
-              <w:rPr>
-                <w:rtl w:val="0"/>
-              </w:rPr>
             </w:r>
           </w:p>
         </w:tc>
@@ -18268,7 +18148,7 @@
         <w:szCs w:val="16"/>
         <w:rtl w:val="0"/>
       </w:rPr>
-      <w:t xml:space="preserve">RPM  PAI – Al-Qur’an Hadis – Kelas VII</w:t>
+      <w:t>RPM  PAI – Al-Qur’an hadits – Kelas VII</w:t>
     </w:r>
     <w:r>
       <w:rPr>
